--- a/klagomål/A 73291-2021 FSC-klagomål.docx
+++ b/klagomål/A 73291-2021 FSC-klagomål.docx
@@ -706,7 +706,7 @@
     <w:r>
       <w:tab/>
       <w:tab/>
-      <w:t>2026-06-18</w:t>
+      <w:t>2026-06-19</w:t>
       <w:br/>
       <w:br/>
     </w:r>

--- a/klagomål/A 73291-2021 FSC-klagomål.docx
+++ b/klagomål/A 73291-2021 FSC-klagomål.docx
@@ -706,7 +706,7 @@
     <w:r>
       <w:tab/>
       <w:tab/>
-      <w:t>2026-06-19</w:t>
+      <w:t>2026-06-20</w:t>
       <w:br/>
       <w:br/>
     </w:r>

--- a/klagomål/A 73291-2021 FSC-klagomål.docx
+++ b/klagomål/A 73291-2021 FSC-klagomål.docx
@@ -168,38 +168,7 @@
     </w:p>
     <w:p>
       <w:r>
-        <w:t>Detta dokument behandlar höga naturvärden i avverkningsanmälan A 73291-2021 i Strömsunds kommun som inkom 2021-12-20 och omfattar 2,0 ha.</w:t>
-      </w:r>
-    </w:p>
-    <w:p>
-      <w:r>
-        <w:t>Nedan presenteras fynd av naturvårdsarter som gjorts i det avverkningsanmälda området, samt relevanta utdrag ur standarderna för FSC, Chain of Custody, Controlled Wood och PEFC.</w:t>
-      </w:r>
-    </w:p>
-    <w:p>
-      <w:r>
-        <w:t>Vi förväntar oss att ni återkommer med ett skriftligt svar på vårt klagomål och även beskriver vilka korrigerande åtgärder ni satt in för att rätta till identifierade brister i er efterlevnad av den svenska FSC standarden.</w:t>
-      </w:r>
-    </w:p>
-    <w:p>
-      <w:pPr>
-        <w:pStyle w:val="Heading1"/>
-      </w:pPr>
-      <w:r>
-        <w:t>Naturvårdsarter</w:t>
-      </w:r>
-    </w:p>
-    <w:p>
-      <w:r>
-        <w:t>Inom 14 meter från avverkningsanmälan har följande 3 naturvårdsarter hittats: vedflikmossa (NT), vedtrappmossa (NT, T) och vedticka (S, T). Av dessa är 2 rödlistade. För rödlistade arter har rödlistekategorin angivits inom parentes. Arter som är signalarter enligt Skogsstyrelsen har markerats med (S). Typiska arter inom Natura 2000 som är kopplade till skogsekosystem har markerats med (T).</w:t>
-      </w:r>
-    </w:p>
-    <w:p>
-      <w:r>
-        <w:t>De påträffade naturvårdsarterna är ett tydligt kvitto på att det rör sig om en skog med höga naturvärden.</w:t>
-      </w:r>
-      <w:r>
-        <w:t xml:space="preserve"> I Figur 1 visas fyndplatser för naturvårdsarter i området, som finns registrerade på Artportalen.</w:t>
+        <w:t>Detta klagomål behandlar höga naturvärden i avverkningsanmälan A 73291-2021 i Strömsunds kommun som inkom 2021-12-20 och omfattar 2,0 ha.</w:t>
       </w:r>
     </w:p>
     <w:p>
@@ -247,7 +216,35 @@
         <w:spacing w:after="240"/>
       </w:pPr>
       <w:r>
-        <w:t>Figur 1. Fyndplatser för naturvårdsarter inom 14 meter från avverkningsanmälan (röd linje). Markörer utan svart kant är placerade på fyndplatsen. Markörer med svart kant är placerade vid sidan av fyndplatsen och har ett svart streck som visar fyndplatsens exakta position. Kartans mittpunktskoordinat är N 7096587, E 549459 i SWEREF 99 TM.</w:t>
+        <w:t>Figur 1. Fyndplatser för naturvårdsarter inom 14 meter från avverkningsanmälan. Markörer utan svart kant är placerade på fyndplatsen. Markörer med svart kant är placerade vid sidan av fyndplatsen har ett svart streck som visar fyndplatsens exakta position. Kartans mittpunktskoordinat är N 7096587, E 549459 i SWEREF 99 TM.</w:t>
+      </w:r>
+    </w:p>
+    <w:p>
+      <w:r>
+        <w:t>Inom 14 meter från avverkningsanmälan finns fynd av 3 naturvårdsarter, varav 2 är rödlistade, 2 är typiska (T) och 1 är signalart (S): vedflikmossa (NT), vedtrappmossa (NT, T) och vedticka (S, T). Se Figur 1.</w:t>
+      </w:r>
+    </w:p>
+    <w:p>
+      <w:r>
+        <w:t>Nedan presenteras relevanta utdrag ur standarderna för FSC, Chain of Custody, Controlled Wood och PEFC.</w:t>
+      </w:r>
+    </w:p>
+    <w:p>
+      <w:r>
+        <w:t>Vi förväntar oss att ni återkommer med ett skriftligt svar på vårt klagomål och även beskriver vilka korrigerande åtgärder ni satt in för att rätta till identifierade brister i er efterlevnad av den svenska FSC standarden.</w:t>
+      </w:r>
+    </w:p>
+    <w:p>
+      <w:pPr>
+        <w:pStyle w:val="Heading1"/>
+      </w:pPr>
+      <w:r>
+        <w:t>Naturvårdsarter och fridlysta arter</w:t>
+      </w:r>
+    </w:p>
+    <w:p>
+      <w:r>
+        <w:t>Nedan följer beskrivningar av de naturvårdsarter och fridlysta arter som har sina livsmiljöer och växtplatser i den avverkningsanmälda skogen. De påträffade naturvårdsarterna är ett tydligt kvitto på att det rör sig om en skog med höga naturvärden.</w:t>
       </w:r>
     </w:p>
     <w:p>
@@ -259,6 +256,26 @@
       </w:r>
       <w:r>
         <w:t>är strikt knuten till död ved i främst Norrlands barrskogar. Fanns tidigare även i södra Sveriges skogar men är borta där. Eftersom arten huvudsakligen är hänvisad till skog där träd fått växa kontinuerligt under flera hundra år (kontinuitetsskog), inte klarar av en kalhyggesfas och har svårt att sprida sig över stora avstånd, bedöms populationen fortsätta att minska på grund av dagens avverkningstakt av kontinuitetsskog. För att hejda populationsminskningen av denna art måste kalavverkning i de barrskogar som tidigare aldrig kalhuggits (kontinuitetsskog) upphöra eller begränsas kraftigt (SLU Artdatabanken, 2024).</w:t>
+      </w:r>
+    </w:p>
+    <w:p>
+      <w:r>
+        <w:rPr>
+          <w:b/>
+        </w:rPr>
+        <w:t xml:space="preserve">Vedtrappmossa (NT) </w:t>
+      </w:r>
+      <w:r>
+        <w:t xml:space="preserve">växer på död ved, främst i gammal granskog. Den förekommer knappast alls i fjällnära barrskogar utan finns i skogslandskapet nedom fjällen och framför allt i landets södra delar är den en mycket bra signalart för barrnaturskog med höga naturvärden. Skogsavverkning och brist på grov död ved i skogen är de allvarligaste hoten och den överlever inte kalhyggesbruk. Lokaler med sluten granskog, tillräckligt stora för att säkerställa ett kontinuerligt tillskott på grova lågor, bör undantas från storskaligt skogsbruk. Vedtrappmossa är typisk art för </w:t>
+      </w:r>
+      <w:r>
+        <w:rPr>
+          <w:i/>
+        </w:rPr>
+        <w:t>9010 Taiga</w:t>
+      </w:r>
+      <w:r>
+        <w:t xml:space="preserve"> (SLU Artdatabanken, 2024).</w:t>
       </w:r>
     </w:p>
     <w:p>
@@ -279,26 +296,6 @@
       </w:r>
       <w:r>
         <w:t>(Nitare &amp; Skogsstyrelsen, 2019; SLU Artdatabanken, 2025).</w:t>
-      </w:r>
-    </w:p>
-    <w:p>
-      <w:r>
-        <w:rPr>
-          <w:b/>
-        </w:rPr>
-        <w:t xml:space="preserve">Vedtrappmossa (NT) </w:t>
-      </w:r>
-      <w:r>
-        <w:t xml:space="preserve">växer på död ved, främst i gammal granskog. Den förekommer knappast alls i fjällnära barrskogar utan finns i skogslandskapet nedom fjällen och framför allt i landets södra delar är den en mycket bra signalart för barrnaturskog med höga naturvärden. Skogsavverkning och brist på grov död ved i skogen är de allvarligaste hoten och den överlever inte kalhyggesbruk. Lokaler med sluten granskog, tillräckligt stora för att säkerställa ett kontinuerligt tillskott på grova lågor, bör undantas från storskaligt skogsbruk. Vedtrappmossa är typisk art för </w:t>
-      </w:r>
-      <w:r>
-        <w:rPr>
-          <w:i/>
-        </w:rPr>
-        <w:t>9010 Taiga</w:t>
-      </w:r>
-      <w:r>
-        <w:t xml:space="preserve"> (SLU Artdatabanken, 2024).</w:t>
       </w:r>
     </w:p>
     <w:p>
@@ -706,7 +703,7 @@
     <w:r>
       <w:tab/>
       <w:tab/>
-      <w:t>2026-06-20</w:t>
+      <w:t>2026-06-21</w:t>
       <w:br/>
       <w:br/>
     </w:r>

--- a/klagomål/A 73291-2021 FSC-klagomål.docx
+++ b/klagomål/A 73291-2021 FSC-klagomål.docx
@@ -703,7 +703,7 @@
     <w:r>
       <w:tab/>
       <w:tab/>
-      <w:t>2026-06-21</w:t>
+      <w:t>2026-06-22</w:t>
       <w:br/>
       <w:br/>
     </w:r>

--- a/klagomål/A 73291-2021 FSC-klagomål.docx
+++ b/klagomål/A 73291-2021 FSC-klagomål.docx
@@ -703,7 +703,7 @@
     <w:r>
       <w:tab/>
       <w:tab/>
-      <w:t>2026-06-22</w:t>
+      <w:t>2026-06-23</w:t>
       <w:br/>
       <w:br/>
     </w:r>

--- a/klagomål/A 73291-2021 FSC-klagomål.docx
+++ b/klagomål/A 73291-2021 FSC-klagomål.docx
@@ -703,7 +703,7 @@
     <w:r>
       <w:tab/>
       <w:tab/>
-      <w:t>2026-06-23</w:t>
+      <w:t>2026-06-24</w:t>
       <w:br/>
       <w:br/>
     </w:r>

--- a/klagomål/A 73291-2021 FSC-klagomål.docx
+++ b/klagomål/A 73291-2021 FSC-klagomål.docx
@@ -703,7 +703,7 @@
     <w:r>
       <w:tab/>
       <w:tab/>
-      <w:t>2026-06-24</w:t>
+      <w:t>2026-06-25</w:t>
       <w:br/>
       <w:br/>
     </w:r>

--- a/klagomål/A 73291-2021 FSC-klagomål.docx
+++ b/klagomål/A 73291-2021 FSC-klagomål.docx
@@ -703,7 +703,7 @@
     <w:r>
       <w:tab/>
       <w:tab/>
-      <w:t>2026-06-25</w:t>
+      <w:t>2026-06-26</w:t>
       <w:br/>
       <w:br/>
     </w:r>

--- a/klagomål/A 73291-2021 FSC-klagomål.docx
+++ b/klagomål/A 73291-2021 FSC-klagomål.docx
@@ -703,7 +703,7 @@
     <w:r>
       <w:tab/>
       <w:tab/>
-      <w:t>2026-06-26</w:t>
+      <w:t>2026-06-27</w:t>
       <w:br/>
       <w:br/>
     </w:r>

--- a/klagomål/A 73291-2021 FSC-klagomål.docx
+++ b/klagomål/A 73291-2021 FSC-klagomål.docx
@@ -703,7 +703,7 @@
     <w:r>
       <w:tab/>
       <w:tab/>
-      <w:t>2026-06-27</w:t>
+      <w:t>2026-06-28</w:t>
       <w:br/>
       <w:br/>
     </w:r>

--- a/klagomål/A 73291-2021 FSC-klagomål.docx
+++ b/klagomål/A 73291-2021 FSC-klagomål.docx
@@ -703,7 +703,7 @@
     <w:r>
       <w:tab/>
       <w:tab/>
-      <w:t>2026-06-28</w:t>
+      <w:t>2026-06-29</w:t>
       <w:br/>
       <w:br/>
     </w:r>

--- a/klagomål/A 73291-2021 FSC-klagomål.docx
+++ b/klagomål/A 73291-2021 FSC-klagomål.docx
@@ -703,7 +703,7 @@
     <w:r>
       <w:tab/>
       <w:tab/>
-      <w:t>2026-06-29</w:t>
+      <w:t>2026-06-30</w:t>
       <w:br/>
       <w:br/>
     </w:r>

--- a/klagomål/A 73291-2021 FSC-klagomål.docx
+++ b/klagomål/A 73291-2021 FSC-klagomål.docx
@@ -703,7 +703,7 @@
     <w:r>
       <w:tab/>
       <w:tab/>
-      <w:t>2026-06-30</w:t>
+      <w:t>2026-07-01</w:t>
       <w:br/>
       <w:br/>
     </w:r>

--- a/klagomål/A 73291-2021 FSC-klagomål.docx
+++ b/klagomål/A 73291-2021 FSC-klagomål.docx
@@ -703,7 +703,7 @@
     <w:r>
       <w:tab/>
       <w:tab/>
-      <w:t>2026-07-01</w:t>
+      <w:t>2026-07-02</w:t>
       <w:br/>
       <w:br/>
     </w:r>

--- a/klagomål/A 73291-2021 FSC-klagomål.docx
+++ b/klagomål/A 73291-2021 FSC-klagomål.docx
@@ -703,7 +703,7 @@
     <w:r>
       <w:tab/>
       <w:tab/>
-      <w:t>2026-07-13</w:t>
+      <w:t>2026-07-14</w:t>
       <w:br/>
       <w:br/>
     </w:r>

--- a/klagomål/A 73291-2021 FSC-klagomål.docx
+++ b/klagomål/A 73291-2021 FSC-klagomål.docx
@@ -703,7 +703,7 @@
     <w:r>
       <w:tab/>
       <w:tab/>
-      <w:t>2026-07-14</w:t>
+      <w:t>2026-07-15</w:t>
       <w:br/>
       <w:br/>
     </w:r>

--- a/klagomål/A 73291-2021 FSC-klagomål.docx
+++ b/klagomål/A 73291-2021 FSC-klagomål.docx
@@ -703,7 +703,7 @@
     <w:r>
       <w:tab/>
       <w:tab/>
-      <w:t>2026-07-15</w:t>
+      <w:t>2026-07-16</w:t>
       <w:br/>
       <w:br/>
     </w:r>

--- a/klagomål/A 73291-2021 FSC-klagomål.docx
+++ b/klagomål/A 73291-2021 FSC-klagomål.docx
@@ -703,7 +703,7 @@
     <w:r>
       <w:tab/>
       <w:tab/>
-      <w:t>2026-07-16</w:t>
+      <w:t>2026-07-17</w:t>
       <w:br/>
       <w:br/>
     </w:r>

--- a/klagomål/A 73291-2021 FSC-klagomål.docx
+++ b/klagomål/A 73291-2021 FSC-klagomål.docx
@@ -703,7 +703,7 @@
     <w:r>
       <w:tab/>
       <w:tab/>
-      <w:t>2026-07-17</w:t>
+      <w:t>2026-07-18</w:t>
       <w:br/>
       <w:br/>
     </w:r>

--- a/klagomål/A 73291-2021 FSC-klagomål.docx
+++ b/klagomål/A 73291-2021 FSC-klagomål.docx
@@ -703,7 +703,7 @@
     <w:r>
       <w:tab/>
       <w:tab/>
-      <w:t>2026-07-18</w:t>
+      <w:t>2026-07-19</w:t>
       <w:br/>
       <w:br/>
     </w:r>

--- a/klagomål/A 73291-2021 FSC-klagomål.docx
+++ b/klagomål/A 73291-2021 FSC-klagomål.docx
@@ -703,7 +703,7 @@
     <w:r>
       <w:tab/>
       <w:tab/>
-      <w:t>2026-07-19</w:t>
+      <w:t>2026-07-20</w:t>
       <w:br/>
       <w:br/>
     </w:r>

--- a/klagomål/A 73291-2021 FSC-klagomål.docx
+++ b/klagomål/A 73291-2021 FSC-klagomål.docx
@@ -703,7 +703,7 @@
     <w:r>
       <w:tab/>
       <w:tab/>
-      <w:t>2026-07-20</w:t>
+      <w:t>2026-07-21</w:t>
       <w:br/>
       <w:br/>
     </w:r>

--- a/klagomål/A 73291-2021 FSC-klagomål.docx
+++ b/klagomål/A 73291-2021 FSC-klagomål.docx
@@ -703,7 +703,7 @@
     <w:r>
       <w:tab/>
       <w:tab/>
-      <w:t>2026-07-21</w:t>
+      <w:t>2026-07-22</w:t>
       <w:br/>
       <w:br/>
     </w:r>

--- a/klagomål/A 73291-2021 FSC-klagomål.docx
+++ b/klagomål/A 73291-2021 FSC-klagomål.docx
@@ -703,7 +703,7 @@
     <w:r>
       <w:tab/>
       <w:tab/>
-      <w:t>2026-07-22</w:t>
+      <w:t>2026-07-23</w:t>
       <w:br/>
       <w:br/>
     </w:r>

--- a/klagomål/A 73291-2021 FSC-klagomål.docx
+++ b/klagomål/A 73291-2021 FSC-klagomål.docx
@@ -703,7 +703,7 @@
     <w:r>
       <w:tab/>
       <w:tab/>
-      <w:t>2026-07-23</w:t>
+      <w:t>2026-07-24</w:t>
       <w:br/>
       <w:br/>
     </w:r>

--- a/klagomål/A 73291-2021 FSC-klagomål.docx
+++ b/klagomål/A 73291-2021 FSC-klagomål.docx
@@ -703,7 +703,7 @@
     <w:r>
       <w:tab/>
       <w:tab/>
-      <w:t>2026-07-24</w:t>
+      <w:t>2026-07-25</w:t>
       <w:br/>
       <w:br/>
     </w:r>

--- a/klagomål/A 73291-2021 FSC-klagomål.docx
+++ b/klagomål/A 73291-2021 FSC-klagomål.docx
@@ -703,7 +703,7 @@
     <w:r>
       <w:tab/>
       <w:tab/>
-      <w:t>2026-07-25</w:t>
+      <w:t>2026-07-26</w:t>
       <w:br/>
       <w:br/>
     </w:r>

--- a/klagomål/A 73291-2021 FSC-klagomål.docx
+++ b/klagomål/A 73291-2021 FSC-klagomål.docx
@@ -703,7 +703,7 @@
     <w:r>
       <w:tab/>
       <w:tab/>
-      <w:t>2026-07-26</w:t>
+      <w:t>2026-07-27</w:t>
       <w:br/>
       <w:br/>
     </w:r>

--- a/klagomål/A 73291-2021 FSC-klagomål.docx
+++ b/klagomål/A 73291-2021 FSC-klagomål.docx
@@ -703,7 +703,7 @@
     <w:r>
       <w:tab/>
       <w:tab/>
-      <w:t>2026-07-27</w:t>
+      <w:t>2026-07-28</w:t>
       <w:br/>
       <w:br/>
     </w:r>

--- a/klagomål/A 73291-2021 FSC-klagomål.docx
+++ b/klagomål/A 73291-2021 FSC-klagomål.docx
@@ -703,7 +703,7 @@
     <w:r>
       <w:tab/>
       <w:tab/>
-      <w:t>2026-07-28</w:t>
+      <w:t>2026-07-29</w:t>
       <w:br/>
       <w:br/>
     </w:r>

--- a/klagomål/A 73291-2021 FSC-klagomål.docx
+++ b/klagomål/A 73291-2021 FSC-klagomål.docx
@@ -703,7 +703,7 @@
     <w:r>
       <w:tab/>
       <w:tab/>
-      <w:t>2026-07-29</w:t>
+      <w:t>2026-07-30</w:t>
       <w:br/>
       <w:br/>
     </w:r>

--- a/klagomål/A 73291-2021 FSC-klagomål.docx
+++ b/klagomål/A 73291-2021 FSC-klagomål.docx
@@ -703,7 +703,7 @@
     <w:r>
       <w:tab/>
       <w:tab/>
-      <w:t>2026-07-30</w:t>
+      <w:t>2026-07-31</w:t>
       <w:br/>
       <w:br/>
     </w:r>

--- a/klagomål/A 73291-2021 FSC-klagomål.docx
+++ b/klagomål/A 73291-2021 FSC-klagomål.docx
@@ -703,7 +703,7 @@
     <w:r>
       <w:tab/>
       <w:tab/>
-      <w:t>2026-07-31</w:t>
+      <w:t>2026-08-01</w:t>
       <w:br/>
       <w:br/>
     </w:r>

--- a/klagomål/A 73291-2021 FSC-klagomål.docx
+++ b/klagomål/A 73291-2021 FSC-klagomål.docx
@@ -703,7 +703,7 @@
     <w:r>
       <w:tab/>
       <w:tab/>
-      <w:t>2026-08-01</w:t>
+      <w:t>2026-08-02</w:t>
       <w:br/>
       <w:br/>
     </w:r>

--- a/klagomål/A 73291-2021 FSC-klagomål.docx
+++ b/klagomål/A 73291-2021 FSC-klagomål.docx
@@ -703,7 +703,7 @@
     <w:r>
       <w:tab/>
       <w:tab/>
-      <w:t>2026-08-02</w:t>
+      <w:t>2026-08-03</w:t>
       <w:br/>
       <w:br/>
     </w:r>

--- a/klagomål/A 73291-2021 FSC-klagomål.docx
+++ b/klagomål/A 73291-2021 FSC-klagomål.docx
@@ -703,7 +703,7 @@
     <w:r>
       <w:tab/>
       <w:tab/>
-      <w:t>2026-08-03</w:t>
+      <w:t>2026-08-05</w:t>
       <w:br/>
       <w:br/>
     </w:r>

--- a/klagomål/A 73291-2021 FSC-klagomål.docx
+++ b/klagomål/A 73291-2021 FSC-klagomål.docx
@@ -703,7 +703,7 @@
     <w:r>
       <w:tab/>
       <w:tab/>
-      <w:t>2026-08-05</w:t>
+      <w:t>2026-08-07</w:t>
       <w:br/>
       <w:br/>
     </w:r>

--- a/klagomål/A 73291-2021 FSC-klagomål.docx
+++ b/klagomål/A 73291-2021 FSC-klagomål.docx
@@ -703,7 +703,7 @@
     <w:r>
       <w:tab/>
       <w:tab/>
-      <w:t>2026-08-07</w:t>
+      <w:t>2026-08-08</w:t>
       <w:br/>
       <w:br/>
     </w:r>

--- a/klagomål/A 73291-2021 FSC-klagomål.docx
+++ b/klagomål/A 73291-2021 FSC-klagomål.docx
@@ -216,7 +216,7 @@
         <w:spacing w:after="240"/>
       </w:pPr>
       <w:r>
-        <w:t>Figur 1. Fyndplatser för naturvårdsarter inom 14 meter från avverkningsanmälan. Markörer utan svart kant är placerade på fyndplatsen. Markörer med svart kant är placerade vid sidan av fyndplatsen har ett svart streck som visar fyndplatsens exakta position. Kartans mittpunktskoordinat är N 7096587, E 549459 i SWEREF 99 TM.</w:t>
+        <w:t>Figur 1. Fyndplatser för naturvårdsarter inom 14 meter från avverkningsanmälan. Markörer utan svart kant är placerade på fyndplatsen. Markörer med svart kant är placerade vid sidan av fyndplatsen och har ett svart streck som visar fyndplatsens exakta position. Kartans mittpunktskoordinat är N 7096587, E 549459 i SWEREF 99 TM.</w:t>
       </w:r>
     </w:p>
     <w:p>
@@ -703,7 +703,7 @@
     <w:r>
       <w:tab/>
       <w:tab/>
-      <w:t>2026-08-14</w:t>
+      <w:t>2026-08-15</w:t>
       <w:br/>
       <w:br/>
     </w:r>

--- a/klagomål/A 73291-2021 FSC-klagomål.docx
+++ b/klagomål/A 73291-2021 FSC-klagomål.docx
@@ -703,7 +703,7 @@
     <w:r>
       <w:tab/>
       <w:tab/>
-      <w:t>2026-08-15</w:t>
+      <w:t>2026-08-16</w:t>
       <w:br/>
       <w:br/>
     </w:r>

--- a/klagomål/A 73291-2021 FSC-klagomål.docx
+++ b/klagomål/A 73291-2021 FSC-klagomål.docx
@@ -703,7 +703,7 @@
     <w:r>
       <w:tab/>
       <w:tab/>
-      <w:t>2026-08-16</w:t>
+      <w:t>2026-08-17</w:t>
       <w:br/>
       <w:br/>
     </w:r>

--- a/klagomål/A 73291-2021 FSC-klagomål.docx
+++ b/klagomål/A 73291-2021 FSC-klagomål.docx
@@ -703,7 +703,7 @@
     <w:r>
       <w:tab/>
       <w:tab/>
-      <w:t>2026-08-17</w:t>
+      <w:t>2026-08-18</w:t>
       <w:br/>
       <w:br/>
     </w:r>

--- a/klagomål/A 73291-2021 FSC-klagomål.docx
+++ b/klagomål/A 73291-2021 FSC-klagomål.docx
@@ -703,7 +703,7 @@
     <w:r>
       <w:tab/>
       <w:tab/>
-      <w:t>2026-08-18</w:t>
+      <w:t>2026-08-19</w:t>
       <w:br/>
       <w:br/>
     </w:r>

--- a/klagomål/A 73291-2021 FSC-klagomål.docx
+++ b/klagomål/A 73291-2021 FSC-klagomål.docx
@@ -703,7 +703,7 @@
     <w:r>
       <w:tab/>
       <w:tab/>
-      <w:t>2026-08-19</w:t>
+      <w:t>2026-08-20</w:t>
       <w:br/>
       <w:br/>
     </w:r>

--- a/klagomål/A 73291-2021 FSC-klagomål.docx
+++ b/klagomål/A 73291-2021 FSC-klagomål.docx
@@ -703,7 +703,7 @@
     <w:r>
       <w:tab/>
       <w:tab/>
-      <w:t>2026-08-20</w:t>
+      <w:t>2026-08-21</w:t>
       <w:br/>
       <w:br/>
     </w:r>

--- a/klagomål/A 73291-2021 FSC-klagomål.docx
+++ b/klagomål/A 73291-2021 FSC-klagomål.docx
@@ -703,7 +703,7 @@
     <w:r>
       <w:tab/>
       <w:tab/>
-      <w:t>2026-08-21</w:t>
+      <w:t>2026-08-22</w:t>
       <w:br/>
       <w:br/>
     </w:r>

--- a/klagomål/A 73291-2021 FSC-klagomål.docx
+++ b/klagomål/A 73291-2021 FSC-klagomål.docx
@@ -703,7 +703,7 @@
     <w:r>
       <w:tab/>
       <w:tab/>
-      <w:t>2026-08-22</w:t>
+      <w:t>2026-08-23</w:t>
       <w:br/>
       <w:br/>
     </w:r>

--- a/klagomål/A 73291-2021 FSC-klagomål.docx
+++ b/klagomål/A 73291-2021 FSC-klagomål.docx
@@ -703,7 +703,7 @@
     <w:r>
       <w:tab/>
       <w:tab/>
-      <w:t>2026-08-23</w:t>
+      <w:t>2026-08-24</w:t>
       <w:br/>
       <w:br/>
     </w:r>

--- a/klagomål/A 73291-2021 FSC-klagomål.docx
+++ b/klagomål/A 73291-2021 FSC-klagomål.docx
@@ -703,7 +703,7 @@
     <w:r>
       <w:tab/>
       <w:tab/>
-      <w:t>2026-08-24</w:t>
+      <w:t>2026-08-25</w:t>
       <w:br/>
       <w:br/>
     </w:r>

--- a/klagomål/A 73291-2021 FSC-klagomål.docx
+++ b/klagomål/A 73291-2021 FSC-klagomål.docx
@@ -703,7 +703,7 @@
     <w:r>
       <w:tab/>
       <w:tab/>
-      <w:t>2026-08-25</w:t>
+      <w:t>2026-08-26</w:t>
       <w:br/>
       <w:br/>
     </w:r>

--- a/klagomål/A 73291-2021 FSC-klagomål.docx
+++ b/klagomål/A 73291-2021 FSC-klagomål.docx
@@ -703,7 +703,7 @@
     <w:r>
       <w:tab/>
       <w:tab/>
-      <w:t>2026-08-26</w:t>
+      <w:t>2026-08-27</w:t>
       <w:br/>
       <w:br/>
     </w:r>

--- a/klagomål/A 73291-2021 FSC-klagomål.docx
+++ b/klagomål/A 73291-2021 FSC-klagomål.docx
@@ -703,7 +703,7 @@
     <w:r>
       <w:tab/>
       <w:tab/>
-      <w:t>2026-08-27</w:t>
+      <w:t>2026-08-28</w:t>
       <w:br/>
       <w:br/>
     </w:r>

--- a/klagomål/A 73291-2021 FSC-klagomål.docx
+++ b/klagomål/A 73291-2021 FSC-klagomål.docx
@@ -703,7 +703,7 @@
     <w:r>
       <w:tab/>
       <w:tab/>
-      <w:t>2026-08-28</w:t>
+      <w:t>2026-08-29</w:t>
       <w:br/>
       <w:br/>
     </w:r>

--- a/klagomål/A 73291-2021 FSC-klagomål.docx
+++ b/klagomål/A 73291-2021 FSC-klagomål.docx
@@ -703,7 +703,7 @@
     <w:r>
       <w:tab/>
       <w:tab/>
-      <w:t>2026-08-29</w:t>
+      <w:t>2026-08-31</w:t>
       <w:br/>
       <w:br/>
     </w:r>

--- a/klagomål/A 73291-2021 FSC-klagomål.docx
+++ b/klagomål/A 73291-2021 FSC-klagomål.docx
@@ -703,7 +703,7 @@
     <w:r>
       <w:tab/>
       <w:tab/>
-      <w:t>2026-08-31</w:t>
+      <w:t>2026-09-01</w:t>
       <w:br/>
       <w:br/>
     </w:r>

--- a/klagomål/A 73291-2021 FSC-klagomål.docx
+++ b/klagomål/A 73291-2021 FSC-klagomål.docx
@@ -703,7 +703,7 @@
     <w:r>
       <w:tab/>
       <w:tab/>
-      <w:t>2026-09-01</w:t>
+      <w:t>2026-09-02</w:t>
       <w:br/>
       <w:br/>
     </w:r>

--- a/klagomål/A 73291-2021 FSC-klagomål.docx
+++ b/klagomål/A 73291-2021 FSC-klagomål.docx
@@ -703,7 +703,7 @@
     <w:r>
       <w:tab/>
       <w:tab/>
-      <w:t>2026-09-02</w:t>
+      <w:t>2026-09-03</w:t>
       <w:br/>
       <w:br/>
     </w:r>

--- a/klagomål/A 73291-2021 FSC-klagomål.docx
+++ b/klagomål/A 73291-2021 FSC-klagomål.docx
@@ -703,7 +703,7 @@
     <w:r>
       <w:tab/>
       <w:tab/>
-      <w:t>2026-09-03</w:t>
+      <w:t>2026-09-04</w:t>
       <w:br/>
       <w:br/>
     </w:r>

--- a/klagomål/A 73291-2021 FSC-klagomål.docx
+++ b/klagomål/A 73291-2021 FSC-klagomål.docx
@@ -703,7 +703,7 @@
     <w:r>
       <w:tab/>
       <w:tab/>
-      <w:t>2026-09-04</w:t>
+      <w:t>2026-09-05</w:t>
       <w:br/>
       <w:br/>
     </w:r>

--- a/klagomål/A 73291-2021 FSC-klagomål.docx
+++ b/klagomål/A 73291-2021 FSC-klagomål.docx
@@ -703,7 +703,7 @@
     <w:r>
       <w:tab/>
       <w:tab/>
-      <w:t>2026-09-05</w:t>
+      <w:t>2026-09-06</w:t>
       <w:br/>
       <w:br/>
     </w:r>

--- a/klagomål/A 73291-2021 FSC-klagomål.docx
+++ b/klagomål/A 73291-2021 FSC-klagomål.docx
@@ -703,7 +703,7 @@
     <w:r>
       <w:tab/>
       <w:tab/>
-      <w:t>2026-09-06</w:t>
+      <w:t>2026-09-07</w:t>
       <w:br/>
       <w:br/>
     </w:r>

--- a/klagomål/A 73291-2021 FSC-klagomål.docx
+++ b/klagomål/A 73291-2021 FSC-klagomål.docx
@@ -703,7 +703,7 @@
     <w:r>
       <w:tab/>
       <w:tab/>
-      <w:t>2026-09-07</w:t>
+      <w:t>2026-09-08</w:t>
       <w:br/>
       <w:br/>
     </w:r>

--- a/klagomål/A 73291-2021 FSC-klagomål.docx
+++ b/klagomål/A 73291-2021 FSC-klagomål.docx
@@ -703,7 +703,7 @@
     <w:r>
       <w:tab/>
       <w:tab/>
-      <w:t>2026-09-08</w:t>
+      <w:t>2026-09-09</w:t>
       <w:br/>
       <w:br/>
     </w:r>

--- a/klagomål/A 73291-2021 FSC-klagomål.docx
+++ b/klagomål/A 73291-2021 FSC-klagomål.docx
@@ -703,7 +703,7 @@
     <w:r>
       <w:tab/>
       <w:tab/>
-      <w:t>2026-09-09</w:t>
+      <w:t>2026-09-10</w:t>
       <w:br/>
       <w:br/>
     </w:r>

--- a/klagomål/A 73291-2021 FSC-klagomål.docx
+++ b/klagomål/A 73291-2021 FSC-klagomål.docx
@@ -703,7 +703,7 @@
     <w:r>
       <w:tab/>
       <w:tab/>
-      <w:t>2026-09-10</w:t>
+      <w:t>2026-09-11</w:t>
       <w:br/>
       <w:br/>
     </w:r>

--- a/klagomål/A 73291-2021 FSC-klagomål.docx
+++ b/klagomål/A 73291-2021 FSC-klagomål.docx
@@ -703,7 +703,7 @@
     <w:r>
       <w:tab/>
       <w:tab/>
-      <w:t>2026-09-11</w:t>
+      <w:t>2026-09-12</w:t>
       <w:br/>
       <w:br/>
     </w:r>
